--- a/resources/systems/procedures/schoolwide/handouts/hallway-student-handout.docx
+++ b/resources/systems/procedures/schoolwide/handouts/hallway-student-handout.docx
@@ -256,7 +256,7 @@
           <w:sz w:val="21"/>
           <w:szCs w:val="21"/>
         </w:rPr>
-        <w:t xml:space="preserve">On stairs (6–8), </w:t>
+        <w:t xml:space="preserve">Grades 5–8: </w:t>
       </w:r>
       <w:r>
         <w:rPr>
@@ -265,7 +265,7 @@
           <w:sz w:val="21"/>
           <w:szCs w:val="21"/>
         </w:rPr>
-        <w:t xml:space="preserve">I stay in line formation past the posted adults.</w:t>
+        <w:t>I follow the six middle school hallway expectations on my Grades 5–8 handout.</w:t>
       </w:r>
     </w:p>
     <w:p>
